--- a/paper2/final/PLOS_ONE/Manuscript_PLOS_ONE.docx
+++ b/paper2/final/PLOS_ONE/Manuscript_PLOS_ONE.docx
@@ -6,6 +6,7 @@
       <w:pPr>
         <w:pStyle w:val="FirstParagraph"/>
         <w:spacing w:line="480" w:lineRule="auto"/>
+        <w:jc w:val="both"/>
       </w:pPr>
       <w:r>
         <w:rPr>
@@ -19,6 +20,7 @@
       <w:pPr>
         <w:pStyle w:val="BodyText"/>
         <w:spacing w:line="480" w:lineRule="auto"/>
+        <w:jc w:val="both"/>
       </w:pPr>
       <w:r>
         <w:t xml:space="preserve">Short title: Price limit closes and next-day returns in Vietnam</w:t>
@@ -28,6 +30,7 @@
       <w:pPr>
         <w:pStyle w:val="BodyText"/>
         <w:spacing w:line="480" w:lineRule="auto"/>
+        <w:jc w:val="both"/>
       </w:pPr>
       <w:r>
         <w:t xml:space="preserve">Nguyen Thanh Binh</w:t>
@@ -70,6 +73,7 @@
       <w:pPr>
         <w:pStyle w:val="BodyText"/>
         <w:spacing w:line="480" w:lineRule="auto"/>
+        <w:jc w:val="both"/>
       </w:pPr>
       <w:r>
         <w:rPr>
@@ -88,6 +92,7 @@
       <w:pPr>
         <w:pStyle w:val="BodyText"/>
         <w:spacing w:line="480" w:lineRule="auto"/>
+        <w:jc w:val="both"/>
       </w:pPr>
       <w:r>
         <w:rPr>
@@ -106,6 +111,7 @@
       <w:pPr>
         <w:pStyle w:val="BodyText"/>
         <w:spacing w:line="480" w:lineRule="auto"/>
+        <w:jc w:val="both"/>
       </w:pPr>
       <w:r>
         <w:t xml:space="preserve">* Corresponding author: Nguyen Van Trung, Academy of Policy and Development, Nam An Khanh Urban Area, Hoai Duc District, Hanoi, Vietnam. Email:</w:t>
@@ -129,6 +135,7 @@
       <w:pPr>
         <w:pStyle w:val="BodyText"/>
         <w:spacing w:line="480" w:lineRule="auto"/>
+        <w:jc w:val="both"/>
       </w:pPr>
       <w:r>
         <w:rPr>
@@ -142,6 +149,7 @@
       <w:pPr>
         <w:pStyle w:val="BodyText"/>
         <w:spacing w:line="480" w:lineRule="auto"/>
+        <w:jc w:val="both"/>
       </w:pPr>
       <w:r>
         <w:t xml:space="preserve">Nguyen Thanh Binh:</w:t>
@@ -165,6 +173,7 @@
       <w:pPr>
         <w:pStyle w:val="BodyText"/>
         <w:spacing w:line="480" w:lineRule="auto"/>
+        <w:jc w:val="both"/>
       </w:pPr>
       <w:r>
         <w:t xml:space="preserve">Nguyen Van Trung:</w:t>
@@ -188,6 +197,7 @@
       <w:pPr>
         <w:pStyle w:val="BodyText"/>
         <w:spacing w:line="480" w:lineRule="auto"/>
+        <w:jc w:val="both"/>
       </w:pPr>
       <w:r>
         <w:t xml:space="preserve">Ha Hong Hanh:</w:t>
@@ -211,6 +221,7 @@
       <w:pPr>
         <w:pStyle w:val="BodyText"/>
         <w:spacing w:line="480" w:lineRule="auto"/>
+        <w:jc w:val="both"/>
       </w:pPr>
       <w:r>
         <w:t xml:space="preserve">Nguyen Bach Diep:</w:t>
@@ -253,6 +264,7 @@
       <w:pPr>
         <w:pStyle w:val="FirstParagraph"/>
         <w:spacing w:line="480" w:lineRule="auto"/>
+        <w:jc w:val="both"/>
       </w:pPr>
       <w:r>
         <w:t xml:space="preserve">Daily price limits aim to cool markets but can delay price discovery. Few studies trace prices after limit closes in emerging markets, and among the studies identified by our search, none tests the limit against other candidate signals. For 347 stocks on the Ho Chi Minh Stock Exchange from August 2024 to September 2026, we run 26 tests under false discovery rate control: four price limit event tests and 22 price- and volume-based characteristics. All four limit tests survived; none of the 22 lower-powered characteristic tests survived. After a ceiling close, the next-day abnormal return of 1.7% is an overnight gap of 2.2% less an intraday reversal of 0.5%, and the gap exceeds that after rises of 5% to 6.5% by 2.7 percentage points. A buyer at the next opening loses 0.7% against the market by the fifth closing. The pattern is consistent with delayed price discovery, but also with news, attention, and opening-auction overshooting; without news or order-book data, we cannot separate them.</w:t>
@@ -274,6 +286,7 @@
       <w:pPr>
         <w:pStyle w:val="FirstParagraph"/>
         <w:spacing w:line="480" w:lineRule="auto"/>
+        <w:jc w:val="both"/>
       </w:pPr>
       <w:r>
         <w:t xml:space="preserve">A daily price limit prevents a stock from moving beyond a fixed band within one trading day. Exchanges in Tokyo, Taipei, Seoul, Shenzhen, and Ho Chi Minh City have used limits to cool markets after large shocks, and economists ask whether a limit protects prices or postpones their adjustments. The question is sharpest where limit closes are common and call auctions set opening and closing prices. The Ho Chi Minh Stock Exchange (HOSE) has both features: one 7% band applies to all stocks, and about 2.0% of stock-days in our event window close at the upper limit (a ceiling close; see Materials and methods) and about 1.4% at the lower limit (a floor close).</w:t>
@@ -283,6 +296,7 @@
       <w:pPr>
         <w:pStyle w:val="BodyText"/>
         <w:spacing w:line="480" w:lineRule="auto"/>
+        <w:jc w:val="both"/>
       </w:pPr>
       <w:r>
         <w:t xml:space="preserve">Studies on band changes document the effects on volatility, liquidity, and crash risk [1–3], and account-level data show that large investors buy on the limit day and sell on the next [4]. Among the studies identified by the search described in S1 Appendix, only Huang et al. [5] described the overnight-then-intraday pattern after limit hits, and the records we could access have no magnitudes. None measures the overnight gap and intraday return after a limit close against a benchmark, places the limit result in a family of tests that controls for the other price-based signals a researcher could have examined, or examines the 2025 move of the HOSE to a new trading platform.</w:t>
@@ -292,6 +306,7 @@
       <w:pPr>
         <w:pStyle w:val="BodyText"/>
         <w:spacing w:line="480" w:lineRule="auto"/>
+        <w:jc w:val="both"/>
       </w:pPr>
       <w:r>
         <w:t xml:space="preserve">We estimate the abnormal return after the ceiling and floor close on the HOSE, split it into overnight gap and intraday return, and test whether an outside buyer can capture it. We place the four limit tests in a family of 26 tests with 22 price- and volume-based characteristics and control the false discovery rate (FDR) [6,7].</w:t>
@@ -301,6 +316,7 @@
       <w:pPr>
         <w:pStyle w:val="BodyText"/>
         <w:spacing w:line="480" w:lineRule="auto"/>
+        <w:jc w:val="both"/>
       </w:pPr>
       <w:r>
         <w:t xml:space="preserve">We make three contributions. First, we measure the overnight gap and the intraday return after limit closes, a pattern that Huang et al. [5] describe qualitatively for Taiwan, and show that the ceiling effect is a gap of 2.2%, of which the following session reverses 24%. Second, we show that the ceiling gap is 2.7 percentage points larger than after rises of 5% to 6.5% that stop short of the limit, and that the contrast survives when the comparison stocks also close at their daily high. Third, we show that all four limit tests survive a multiplicity-controlled family in which no characteristic survives and that a buyer at the next open loses 0.7% against the market by the fifth close. We also split the events at the 2025 platform change.</w:t>
@@ -310,6 +326,7 @@
       <w:pPr>
         <w:pStyle w:val="BodyText"/>
         <w:spacing w:line="480" w:lineRule="auto"/>
+        <w:jc w:val="both"/>
       </w:pPr>
       <w:r>
         <w:t xml:space="preserve">The rest of the Introduction reviews the literature and states the hypotheses. Materials and methods describes the data and the design, Results reports the estimates, Discussion interprets them and lists the limitations, and Conclusions summarizes.</w:t>
@@ -330,6 +347,7 @@
       <w:pPr>
         <w:pStyle w:val="FirstParagraph"/>
         <w:spacing w:line="480" w:lineRule="auto"/>
+        <w:jc w:val="both"/>
       </w:pPr>
       <w:r>
         <w:rPr>
@@ -349,6 +367,7 @@
       <w:pPr>
         <w:pStyle w:val="BodyText"/>
         <w:spacing w:line="480" w:lineRule="auto"/>
+        <w:jc w:val="both"/>
       </w:pPr>
       <w:r>
         <w:rPr>
@@ -368,6 +387,7 @@
       <w:pPr>
         <w:pStyle w:val="BodyText"/>
         <w:spacing w:line="480" w:lineRule="auto"/>
+        <w:jc w:val="both"/>
       </w:pPr>
       <w:r>
         <w:rPr>
@@ -387,6 +407,7 @@
       <w:pPr>
         <w:pStyle w:val="BodyText"/>
         <w:spacing w:line="480" w:lineRule="auto"/>
+        <w:jc w:val="both"/>
       </w:pPr>
       <w:r>
         <w:rPr>
@@ -406,6 +427,7 @@
       <w:pPr>
         <w:pStyle w:val="BodyText"/>
         <w:spacing w:line="480" w:lineRule="auto"/>
+        <w:jc w:val="both"/>
       </w:pPr>
       <w:r>
         <w:rPr>
@@ -438,6 +460,7 @@
       <w:pPr>
         <w:pStyle w:val="BodyText"/>
         <w:spacing w:line="480" w:lineRule="auto"/>
+        <w:jc w:val="both"/>
       </w:pPr>
       <w:r>
         <w:rPr>
@@ -517,6 +540,7 @@
       <w:pPr>
         <w:pStyle w:val="FirstParagraph"/>
         <w:spacing w:line="480" w:lineRule="auto"/>
+        <w:jc w:val="both"/>
       </w:pPr>
       <w:r>
         <w:rPr>
@@ -536,6 +560,7 @@
       <w:pPr>
         <w:pStyle w:val="BodyText"/>
         <w:spacing w:line="480" w:lineRule="auto"/>
+        <w:jc w:val="both"/>
       </w:pPr>
       <w:r>
         <w:rPr>
@@ -555,6 +580,7 @@
       <w:pPr>
         <w:pStyle w:val="BodyText"/>
         <w:spacing w:line="480" w:lineRule="auto"/>
+        <w:jc w:val="both"/>
       </w:pPr>
       <w:r>
         <w:rPr>
@@ -586,6 +612,7 @@
       <w:pPr>
         <w:pStyle w:val="FirstParagraph"/>
         <w:spacing w:line="480" w:lineRule="auto"/>
+        <w:jc w:val="both"/>
       </w:pPr>
       <w:r>
         <w:rPr>
@@ -902,6 +929,7 @@
       <w:pPr>
         <w:pStyle w:val="FirstParagraph"/>
         <w:spacing w:line="480" w:lineRule="auto"/>
+        <w:jc w:val="both"/>
       </w:pPr>
       <w:r>
         <w:t xml:space="preserve">A ceiling event has a return (Equation (1)) of</w:t>
@@ -1375,6 +1403,7 @@
       <w:pPr>
         <w:pStyle w:val="FirstParagraph"/>
         <w:spacing w:line="480" w:lineRule="auto"/>
+        <w:jc w:val="both"/>
       </w:pPr>
       <w:r>
         <w:t xml:space="preserve">where</w:t>
@@ -1496,6 +1525,7 @@
       <w:pPr>
         <w:pStyle w:val="BodyText"/>
         <w:spacing w:line="480" w:lineRule="auto"/>
+        <w:jc w:val="both"/>
       </w:pPr>
       <w:r>
         <w:rPr>
@@ -1759,6 +1789,7 @@
       <w:pPr>
         <w:pStyle w:val="FirstParagraph"/>
         <w:spacing w:line="480" w:lineRule="auto"/>
+        <w:jc w:val="both"/>
       </w:pPr>
       <w:r>
         <w:t xml:space="preserve">where ⌊ · ⌋ and ⌈ · ⌉ round down and up (after adding and subtracting 10</w:t>
@@ -1821,6 +1852,7 @@
       <w:pPr>
         <w:pStyle w:val="BodyText"/>
         <w:spacing w:line="480" w:lineRule="auto"/>
+        <w:jc w:val="both"/>
       </w:pPr>
       <w:r>
         <w:rPr>
@@ -2232,6 +2264,7 @@
       <w:pPr>
         <w:pStyle w:val="FirstParagraph"/>
         <w:spacing w:line="480" w:lineRule="auto"/>
+        <w:jc w:val="both"/>
       </w:pPr>
       <w:r>
         <w:t xml:space="preserve">where each</w:t>
@@ -2787,6 +2820,7 @@
       <w:pPr>
         <w:pStyle w:val="FirstParagraph"/>
         <w:spacing w:line="480" w:lineRule="auto"/>
+        <w:jc w:val="both"/>
       </w:pPr>
       <w:r>
         <w:t xml:space="preserve">and abnormal values subtract the market counterpart of each component, the same-interval return across stocks weighted with</w:t>
@@ -3089,6 +3123,7 @@
       <w:pPr>
         <w:pStyle w:val="BodyText"/>
         <w:spacing w:line="480" w:lineRule="auto"/>
+        <w:jc w:val="both"/>
       </w:pPr>
       <w:r>
         <w:rPr>
@@ -3141,6 +3176,7 @@
       <w:pPr>
         <w:pStyle w:val="BodyText"/>
         <w:spacing w:line="480" w:lineRule="auto"/>
+        <w:jc w:val="both"/>
       </w:pPr>
       <w:r>
         <w:rPr>
@@ -3514,6 +3550,7 @@
       <w:pPr>
         <w:pStyle w:val="FirstParagraph"/>
         <w:spacing w:line="480" w:lineRule="auto"/>
+        <w:jc w:val="both"/>
       </w:pPr>
       <w:r>
         <w:t xml:space="preserve">where</w:t>
@@ -3778,6 +3815,7 @@
       <w:pPr>
         <w:pStyle w:val="BodyText"/>
         <w:spacing w:line="480" w:lineRule="auto"/>
+        <w:jc w:val="both"/>
       </w:pPr>
       <w:r>
         <w:rPr>
@@ -4224,6 +4262,7 @@
       <w:pPr>
         <w:pStyle w:val="FirstParagraph"/>
         <w:spacing w:line="480" w:lineRule="auto"/>
+        <w:jc w:val="both"/>
       </w:pPr>
       <w:r>
         <w:t xml:space="preserve">with weekly intercept</w:t>
@@ -4291,6 +4330,7 @@
       <w:pPr>
         <w:pStyle w:val="BodyText"/>
         <w:spacing w:line="480" w:lineRule="auto"/>
+        <w:jc w:val="both"/>
       </w:pPr>
       <w:r>
         <w:rPr>
@@ -4589,6 +4629,7 @@
       <w:pPr>
         <w:pStyle w:val="FirstParagraph"/>
         <w:spacing w:line="480" w:lineRule="auto"/>
+        <w:jc w:val="both"/>
       </w:pPr>
       <w:r>
         <w:t xml:space="preserve">and we also report Holm [47] adjustments and the |</w:t>
@@ -4634,6 +4675,7 @@
       <w:pPr>
         <w:pStyle w:val="BodyText"/>
         <w:spacing w:line="480" w:lineRule="auto"/>
+        <w:jc w:val="both"/>
       </w:pPr>
       <w:r>
         <w:rPr>
@@ -4729,6 +4771,7 @@
       <w:pPr>
         <w:pStyle w:val="BodyText"/>
         <w:spacing w:line="480" w:lineRule="auto"/>
+        <w:jc w:val="both"/>
       </w:pPr>
       <w:r>
         <w:rPr>
@@ -4799,6 +4842,7 @@
       <w:pPr>
         <w:pStyle w:val="FirstParagraph"/>
         <w:spacing w:line="480" w:lineRule="auto"/>
+        <w:jc w:val="both"/>
       </w:pPr>
       <w:r>
         <w:t xml:space="preserve">The event sample holds 3,187 ceiling events on 446 dates and 2,105 floor events on 319 dates. Limit closes cluster in market episodes, so our standard errors allow dependence across dates, weeks, 10-day blocks, and stocks.</w:t>
@@ -4808,6 +4852,7 @@
       <w:pPr>
         <w:pStyle w:val="BodyText"/>
         <w:spacing w:line="480" w:lineRule="auto"/>
+        <w:jc w:val="both"/>
       </w:pPr>
       <w:r>
         <w:t xml:space="preserve">Fig 1 plots the</w:t>
@@ -4876,6 +4921,7 @@
       <w:pPr>
         <w:pStyle w:val="BodyText"/>
         <w:spacing w:line="480" w:lineRule="auto"/>
+        <w:jc w:val="both"/>
       </w:pPr>
       <w:r>
         <w:rPr>
@@ -4951,6 +4997,7 @@
       <w:pPr>
         <w:pStyle w:val="BodyText"/>
         <w:spacing w:line="480" w:lineRule="auto"/>
+        <w:jc w:val="both"/>
       </w:pPr>
       <w:r>
         <w:t xml:space="preserve">Without market capitalization or accounting data, we cannot test the size and earnings-to-price effects that Huang et al. [41] find in Vietnam, so our null does not contradict theirs. A short sample, which leaves a premium of a tenth of a percentage point per week below the MDE, and limits that censor the highs and lows of range-based characteristics can each produce the null, and we draw no conclusion about market efficiency from it.</w:t>
@@ -4960,6 +5007,7 @@
       <w:pPr>
         <w:pStyle w:val="BodyText"/>
         <w:spacing w:line="480" w:lineRule="auto"/>
+        <w:jc w:val="both"/>
       </w:pPr>
       <w:r>
         <w:t xml:space="preserve">Table 1 reports the event tests. Ceiling closes earn a market-adjusted return of 1.66% on day</w:t>
@@ -5060,6 +5108,7 @@
       <w:pPr>
         <w:pStyle w:val="BodyText"/>
         <w:spacing w:line="480" w:lineRule="auto"/>
+        <w:jc w:val="both"/>
       </w:pPr>
       <w:r>
         <w:t xml:space="preserve">For ceilings, the five-day result comes from the first day: over days</w:t>
@@ -5199,6 +5248,7 @@
         <w:pStyle w:val="BodyText"/>
         <w:keepNext/>
         <w:spacing w:after="60" w:line="480" w:lineRule="auto"/>
+        <w:jc w:val="both"/>
       </w:pPr>
       <w:r>
         <w:rPr>
@@ -6719,6 +6769,7 @@
       <w:pPr>
         <w:pStyle w:val="BodyText"/>
         <w:spacing w:before="160" w:line="480" w:lineRule="auto"/>
+        <w:jc w:val="both"/>
       </w:pPr>
       <w:r>
         <w:rPr>
@@ -6981,6 +7032,7 @@
       <w:pPr>
         <w:pStyle w:val="BodyText"/>
         <w:spacing w:line="480" w:lineRule="auto"/>
+        <w:jc w:val="both"/>
       </w:pPr>
       <w:r>
         <w:t xml:space="preserve">Table 2 decomposes the next-day return as in Equation (5). After a ceiling close the overnight gap is 2.24% (two-way-clustered</w:t>
@@ -7031,6 +7083,7 @@
       <w:pPr>
         <w:pStyle w:val="BodyText"/>
         <w:spacing w:line="480" w:lineRule="auto"/>
+        <w:jc w:val="both"/>
       </w:pPr>
       <w:r>
         <w:t xml:space="preserve">After a floor close the gap is −0.97% (</w:t>
@@ -7079,6 +7132,7 @@
       <w:pPr>
         <w:pStyle w:val="BodyText"/>
         <w:spacing w:line="480" w:lineRule="auto"/>
+        <w:jc w:val="both"/>
       </w:pPr>
       <w:r>
         <w:t xml:space="preserve">An outside buyer cannot capture the close-to-close continuation: a buyer who wants a stock at its ceiling joins a queue at the close, so the first obtainable price is the next open, which already contains the gap. From that open the ceiling return through the fifth close is −0.75% against the market (</w:t>
@@ -7137,6 +7191,7 @@
         <w:pStyle w:val="BodyText"/>
         <w:keepNext/>
         <w:spacing w:after="60" w:line="480" w:lineRule="auto"/>
+        <w:jc w:val="both"/>
       </w:pPr>
       <w:r>
         <w:rPr>
@@ -9575,6 +9630,7 @@
       <w:pPr>
         <w:pStyle w:val="BodyText"/>
         <w:spacing w:before="160" w:line="480" w:lineRule="auto"/>
+        <w:jc w:val="both"/>
       </w:pPr>
       <w:r>
         <w:rPr>
@@ -9655,6 +9711,7 @@
       <w:pPr>
         <w:pStyle w:val="BodyText"/>
         <w:spacing w:line="480" w:lineRule="auto"/>
+        <w:jc w:val="both"/>
       </w:pPr>
       <w:r>
         <w:t xml:space="preserve">Fig 2 plots the three next-day measures against the size of the day-</w:t>
@@ -9677,6 +9734,7 @@
       <w:pPr>
         <w:pStyle w:val="BodyText"/>
         <w:spacing w:line="480" w:lineRule="auto"/>
+        <w:jc w:val="both"/>
       </w:pPr>
       <w:r>
         <w:rPr>
@@ -9732,6 +9790,7 @@
       <w:pPr>
         <w:pStyle w:val="BodyText"/>
         <w:spacing w:line="480" w:lineRule="auto"/>
+        <w:jc w:val="both"/>
       </w:pPr>
       <w:r>
         <w:t xml:space="preserve">Table 3 quantifies the break. Ceiling closers have a gap 2.66 percentage points larger than stocks that rose 5% to 6.5% (</w:t>
@@ -9790,6 +9849,7 @@
         <w:pStyle w:val="BodyText"/>
         <w:keepNext/>
         <w:spacing w:after="60" w:line="480" w:lineRule="auto"/>
+        <w:jc w:val="both"/>
       </w:pPr>
       <w:r>
         <w:rPr>
@@ -11096,6 +11156,7 @@
       <w:pPr>
         <w:pStyle w:val="BodyText"/>
         <w:spacing w:before="160" w:line="480" w:lineRule="auto"/>
+        <w:jc w:val="both"/>
       </w:pPr>
       <w:r>
         <w:rPr>
@@ -11108,6 +11169,7 @@
       <w:pPr>
         <w:pStyle w:val="BodyText"/>
         <w:spacing w:line="480" w:lineRule="auto"/>
+        <w:jc w:val="both"/>
       </w:pPr>
       <w:r>
         <w:t xml:space="preserve">Three readings fit the pattern, and our data do not separate them: (1) demand or supply that the limit blocked on day</w:t>
@@ -11177,6 +11239,7 @@
       <w:pPr>
         <w:pStyle w:val="BodyText"/>
         <w:spacing w:line="480" w:lineRule="auto"/>
+        <w:jc w:val="both"/>
       </w:pPr>
       <w:r>
         <w:t xml:space="preserve">Table 4 splits the events at 5 May 2025, when HOSE moved to the KRX platform.</w:t>
@@ -11187,6 +11250,7 @@
         <w:pStyle w:val="BodyText"/>
         <w:keepNext/>
         <w:spacing w:after="60" w:line="480" w:lineRule="auto"/>
+        <w:jc w:val="both"/>
       </w:pPr>
       <w:r>
         <w:rPr>
@@ -12513,6 +12577,7 @@
       <w:pPr>
         <w:pStyle w:val="BodyText"/>
         <w:spacing w:before="160" w:line="480" w:lineRule="auto"/>
+        <w:jc w:val="both"/>
       </w:pPr>
       <w:r>
         <w:rPr>
@@ -12545,6 +12610,7 @@
       <w:pPr>
         <w:pStyle w:val="BodyText"/>
         <w:spacing w:line="480" w:lineRule="auto"/>
+        <w:jc w:val="both"/>
       </w:pPr>
       <w:r>
         <w:t xml:space="preserve">The ceiling gap, followed by an intraday reversal, appears in both periods (1.65% before and 2.49% after; difference</w:t>
@@ -12625,6 +12691,7 @@
       <w:pPr>
         <w:pStyle w:val="BodyText"/>
         <w:spacing w:line="480" w:lineRule="auto"/>
+        <w:jc w:val="both"/>
       </w:pPr>
       <w:r>
         <w:t xml:space="preserve">Because the events are unbalanced in time, Table 5 reports them by calendar quarter. The ceiling gap is positive and significant in each of the 8 quarters (</w:t>
@@ -12736,6 +12803,7 @@
         <w:pStyle w:val="BodyText"/>
         <w:keepNext/>
         <w:spacing w:after="60" w:line="480" w:lineRule="auto"/>
+        <w:jc w:val="both"/>
       </w:pPr>
       <w:r>
         <w:rPr>
@@ -13819,6 +13887,7 @@
       <w:pPr>
         <w:pStyle w:val="BodyText"/>
         <w:spacing w:before="160" w:line="480" w:lineRule="auto"/>
+        <w:jc w:val="both"/>
       </w:pPr>
       <w:r>
         <w:rPr>
@@ -13845,6 +13914,7 @@
       <w:pPr>
         <w:pStyle w:val="BodyText"/>
         <w:spacing w:line="480" w:lineRule="auto"/>
+        <w:jc w:val="both"/>
       </w:pPr>
       <w:r>
         <w:t xml:space="preserve">Returns beyond ±8%, which a 7% band does not allow, occur on 96 stock-days and may reflect unadjusted corporate actions or listing-day bands. Dropping every event within five trading days of such a return moves the ceiling gap from 2.24% to 2.26% and the floor gap from −0.97% to −0.98%; the outlier days stay in the market benchmark.</w:t>
@@ -13854,6 +13924,7 @@
       <w:pPr>
         <w:pStyle w:val="BodyText"/>
         <w:spacing w:line="480" w:lineRule="auto"/>
+        <w:jc w:val="both"/>
       </w:pPr>
       <w:r>
         <w:t xml:space="preserve">To bound the effect of a wider search, let</w:t>
@@ -14055,6 +14126,7 @@
       <w:pPr>
         <w:pStyle w:val="BodyText"/>
         <w:spacing w:line="480" w:lineRule="auto"/>
+        <w:jc w:val="both"/>
       </w:pPr>
       <w:r>
         <w:t xml:space="preserve">Event definitions that do not depend on the tick grid give the same picture (table C28 in S1 File). The ceiling gap is 2.07% for returns of at least 6.0% that close at the high, 2.33% at 6.8%, 2.35% for returns between 6.7% and 7.3%, 2.10% without the close-at-high condition, and 2.91% on days locked at one price (all</w:t>
@@ -14080,6 +14152,7 @@
       <w:pPr>
         <w:pStyle w:val="BodyText"/>
         <w:spacing w:line="480" w:lineRule="auto"/>
+        <w:jc w:val="both"/>
       </w:pPr>
       <w:r>
         <w:t xml:space="preserve">The results support H</w:t>
@@ -14122,6 +14195,7 @@
       <w:pPr>
         <w:pStyle w:val="FirstParagraph"/>
         <w:spacing w:line="480" w:lineRule="auto"/>
+        <w:jc w:val="both"/>
       </w:pPr>
       <w:r>
         <w:t xml:space="preserve">Our decomposition adds timing to the evidence of Kim and Rhee [13]: on HOSE the continuation after ceiling closes arrives at the next opening and ends after the first day, and the intraday giveback is a one-day analogue of the cross-period reversal in Lou et al. [28]. A pure attention reading must explain the contrast with stocks that moved almost as far, including those that also closed at their high, and a gap-only reading cannot explain the pre-change post-open drift after floor closes.</w:t>
@@ -14131,6 +14205,7 @@
       <w:pPr>
         <w:pStyle w:val="BodyText"/>
         <w:spacing w:line="480" w:lineRule="auto"/>
+        <w:jc w:val="both"/>
       </w:pPr>
       <w:r>
         <w:t xml:space="preserve">None of the studies identified by our search (S1 Appendix) reports the next-day abnormal return, overnight gap, or intraday return after a limit close in a form that matches ours, so Table 6 compares signs, timing, and mechanism.</w:t>
@@ -14141,6 +14216,7 @@
         <w:pStyle w:val="BodyText"/>
         <w:keepNext/>
         <w:spacing w:after="60" w:line="480" w:lineRule="auto"/>
+        <w:jc w:val="both"/>
       </w:pPr>
       <w:r>
         <w:rPr>
@@ -15298,6 +15374,7 @@
       <w:pPr>
         <w:pStyle w:val="BodyText"/>
         <w:spacing w:before="160" w:line="480" w:lineRule="auto"/>
+        <w:jc w:val="both"/>
       </w:pPr>
       <w:r>
         <w:rPr>
@@ -15310,6 +15387,7 @@
       <w:pPr>
         <w:pStyle w:val="BodyText"/>
         <w:spacing w:line="480" w:lineRule="auto"/>
+        <w:jc w:val="both"/>
       </w:pPr>
       <w:r>
         <w:t xml:space="preserve">A 7% band leaves room for a large overnight gap, so the opening auction may do much of the adjustment that a wider band would allow on day</w:t>
@@ -15332,6 +15410,7 @@
       <w:pPr>
         <w:pStyle w:val="BodyText"/>
         <w:spacing w:line="480" w:lineRule="auto"/>
+        <w:jc w:val="both"/>
       </w:pPr>
       <w:r>
         <w:t xml:space="preserve">The volume and prior-return results also fit an attention channel in which the limit amplifies demand: a stock at its ceiling may appear on screens and rankings the next morning, and a queue at the limit may signal excess demand. With noise traders overnight, arbitrageurs by day, and market makers absorbing retail imbalances near the open [29,31], a limit would add a visible, rule-based trigger to an attention mechanism that operates without limits.</w:t>
@@ -15341,6 +15420,7 @@
       <w:pPr>
         <w:pStyle w:val="BodyText"/>
         <w:spacing w:line="480" w:lineRule="auto"/>
+        <w:jc w:val="both"/>
       </w:pPr>
       <w:r>
         <w:t xml:space="preserve">Ceiling closes cover about 2.0% of stock-days in the event window, and the low-powered characteristic null says little about the cross-section, so we make no claim that limit closes explain the cross-section of returns.</w:t>
@@ -15350,6 +15430,7 @@
       <w:pPr>
         <w:pStyle w:val="BodyText"/>
         <w:spacing w:line="480" w:lineRule="auto"/>
+        <w:jc w:val="both"/>
       </w:pPr>
       <w:r>
         <w:t xml:space="preserve">The estimates describe what follows limit closes on HOSE in 2024 to 2026. They cannot show what the limit does to price discovery: the band does not vary, no period lacks a limit, and we measure none of the benefits a limit is meant to deliver. For investors, buying ceiling stocks at the quoted next open lost money against the market by the fifth close, excluding costs and rationing at the open.</w:t>
@@ -15374,6 +15455,7 @@
         </w:numPr>
         <w:pStyle w:val="Compact"/>
         <w:spacing w:line="480" w:lineRule="auto"/>
+        <w:jc w:val="both"/>
       </w:pPr>
       <w:r>
         <w:t xml:space="preserve">The sample covers 519 trading days on one exchange, with one platform change and a period of market stress. (ii) Without order-book, investor-type, announcement, or news data, we infer the unfilled-demand mechanism and cannot separate it from selection on news. (iii) The 7% band, reference price, and platform change come from brokerage and press descriptions, checked against returns but not against exchange circulars; tick sizes, reference prices on corporate-action days, and wider bands for first-day listings and resumed trading are assumptions. (iv) The vendor appears to adjust earlier prices for later corporate actions. For stocks priced at 10 thousand dong or more, 25%, 31%, and 58% of 2024, 2025, and 2026 closes are tick multiples, against 100% below 10 thousand dong (an uninformative check, since the 0.01 tick equals the two-decimal resolution of the files), and near hits make up 62% of ceiling events for the higher-priced stocks against 23% for the others. Proportional adjustment leaves returns (except on ex-dates), the close-at-high rule, and locked days unchanged but makes the exact-hit classification of Equation (3) unreliable, so we treat that split as a data check, not a measure of distance to the limit. The listing snapshot excludes stocks delisted before the download. (v) Events in one market episode may depend on each other beyond our clustering, and we computed no calendar-time portfolio estimates or standard errors robust to both cross-sectional and serial dependence. (vi) Several characteristics (5-day return, MAX, MIN, move frequency, overnight return) share inputs with the event definition, and the Corwin–Schultz spread and range volatility use limit-censored highs and lows. (vii) The floor effect depends on the benchmark, and we built no beta- and size-matched control for the five-day outcome. (viii) The characteristic tests have limited power, and effect sizes may carry winner’s-curse bias from choosing this question among several screened on the same data.</w:t>
@@ -15396,6 +15478,7 @@
       <w:pPr>
         <w:pStyle w:val="FirstParagraph"/>
         <w:spacing w:line="480" w:lineRule="auto"/>
+        <w:jc w:val="both"/>
       </w:pPr>
       <w:r>
         <w:t xml:space="preserve">Of 26 tests on 347 HOSE stocks, the four price-limit tests survive FDR control and the confirmation-half check, and the 22 lower-powered characteristic tests do not. After a ceiling close, the next-day abnormal return of 1.7% is an overnight gap of 2.2% less an intraday reversal of 0.5%. The gap is 2.7 percentage points larger than for stocks that rose 5% to 6.5% and 3.1 points larger than for those among them that also closed at their high. After a floor close, the overnight gap is −1.0%. An outside buyer at the next open loses 0.7% against the market by the fifth close. The pattern is consistent with delayed price discovery at the limit, but news, attention, and opening-auction overshooting remain possible explanations; longer samples, announcement time stamps, and order-book queues would let future work separate them.</w:t>
@@ -15417,6 +15500,7 @@
       <w:pPr>
         <w:pStyle w:val="FirstParagraph"/>
         <w:spacing w:line="480" w:lineRule="auto"/>
+        <w:jc w:val="both"/>
       </w:pPr>
       <w:r>
         <w:t xml:space="preserve">The authors used Claude (Anthropic), a generative AI assistant, to run the literature searches (S1 Appendix), write analysis code, draft text, and check numbers against output files. The authors reviewed all AI-assisted output and are responsible for the content. References and the institutional facts on the Ho Chi Minh Stock Exchange were checked by web search; exchange circulars were not consulted.</w:t>
@@ -15441,6 +15525,7 @@
           <w:numId w:val="1002"/>
         </w:numPr>
         <w:spacing w:line="480" w:lineRule="auto"/>
+        <w:jc w:val="both"/>
       </w:pPr>
       <w:r>
         <w:t xml:space="preserve">Jia S, An Y, Yang L, Zhou F. Price limit relaxation and stock price crash risk: Evidence from China. Finance Research Letters. 2024;59: 104715. doi: 10.1016/j.frl.2023.104715</w:t>
@@ -15453,6 +15538,7 @@
           <w:numId w:val="1002"/>
         </w:numPr>
         <w:spacing w:line="480" w:lineRule="auto"/>
+        <w:jc w:val="both"/>
       </w:pPr>
       <w:r>
         <w:t xml:space="preserve">Lien D, Hung PH, Zhu JD, Chen YH. Price limit changes and market quality in the Taiwan Stock Exchange. Pacific-Basin Finance Journal. 2019;55: 239–258.</w:t>
@@ -15465,6 +15551,7 @@
           <w:numId w:val="1002"/>
         </w:numPr>
         <w:spacing w:line="480" w:lineRule="auto"/>
+        <w:jc w:val="both"/>
       </w:pPr>
       <w:r>
         <w:t xml:space="preserve">Qi B. Effectiveness of price limits: Evidence from China’s ChiNext market. PLOS ONE. 2023;18(6): e0287548. doi: 10.1371/journal.pone.0287548</w:t>
@@ -15477,6 +15564,7 @@
           <w:numId w:val="1002"/>
         </w:numPr>
         <w:spacing w:line="480" w:lineRule="auto"/>
+        <w:jc w:val="both"/>
       </w:pPr>
       <w:r>
         <w:t xml:space="preserve">Chen T, Gao Z, He J, Jiang W, Xiong W. Daily price limits and destructive market behavior. Journal of Econometrics. 2019;208(1): 249–264. doi: 10.1016/j.jeconom.2018.09.014</w:t>
@@ -15489,6 +15577,7 @@
           <w:numId w:val="1002"/>
         </w:numPr>
         <w:spacing w:line="480" w:lineRule="auto"/>
+        <w:jc w:val="both"/>
       </w:pPr>
       <w:r>
         <w:t xml:space="preserve">Huang YS, Fu TW, Ke MC. Daily price limits and stock price behavior: Evidence from the Taiwan Stock Exchange. International Review of Economics &amp; Finance. 2001;10(3): 263–288.</w:t>
@@ -15501,6 +15590,7 @@
           <w:numId w:val="1002"/>
         </w:numPr>
         <w:spacing w:line="480" w:lineRule="auto"/>
+        <w:jc w:val="both"/>
       </w:pPr>
       <w:r>
         <w:t xml:space="preserve">Benjamini Y, Hochberg Y. Controlling the false discovery rate: A practical and powerful approach to multiple testing. Journal of the Royal Statistical Society: Series B. 1995;57(1): 289–300. doi: 10.1111/j.2517-6161.1995.tb02031.x</w:t>
@@ -15513,6 +15603,7 @@
           <w:numId w:val="1002"/>
         </w:numPr>
         <w:spacing w:line="480" w:lineRule="auto"/>
+        <w:jc w:val="both"/>
       </w:pPr>
       <w:r>
         <w:t xml:space="preserve">Harvey CR, Liu Y, Zhu H. …and the cross-section of expected returns. Review of Financial Studies. 2016;29(1): 5–68. doi: 10.1093/rfs/hhv059</w:t>
@@ -15525,6 +15616,7 @@
           <w:numId w:val="1002"/>
         </w:numPr>
         <w:spacing w:line="480" w:lineRule="auto"/>
+        <w:jc w:val="both"/>
       </w:pPr>
       <w:r>
         <w:t xml:space="preserve">Brennan MJ. A theory of price limits in futures markets. Journal of Financial Economics. 1986;16(2): 213–233. doi: 10.1016/0304-405X(86)90061-9</w:t>
@@ -15537,6 +15629,7 @@
           <w:numId w:val="1002"/>
         </w:numPr>
         <w:spacing w:line="480" w:lineRule="auto"/>
+        <w:jc w:val="both"/>
       </w:pPr>
       <w:r>
         <w:t xml:space="preserve">Kodres LE, O’Brien DP. The existence of Pareto-superior price limits. American Economic Review. 1994;84(4): 919–932.</w:t>
@@ -15549,6 +15642,7 @@
           <w:numId w:val="1002"/>
         </w:numPr>
         <w:spacing w:line="480" w:lineRule="auto"/>
+        <w:jc w:val="both"/>
       </w:pPr>
       <w:r>
         <w:t xml:space="preserve">Greenwald BC, Stein JC. Transactional risk, market crashes, and the role of circuit breakers. Journal of Business. 1991;64(4): 443–462.</w:t>
@@ -15561,6 +15655,7 @@
           <w:numId w:val="1002"/>
         </w:numPr>
         <w:spacing w:line="480" w:lineRule="auto"/>
+        <w:jc w:val="both"/>
       </w:pPr>
       <w:r>
         <w:t xml:space="preserve">Subrahmanyam A. Circuit breakers and market volatility: A theoretical perspective. Journal of Finance. 1994;49(1): 237–254. doi: 10.1111/j.1540-6261.1994.tb04427.x</w:t>
@@ -15573,6 +15668,7 @@
           <w:numId w:val="1002"/>
         </w:numPr>
         <w:spacing w:line="480" w:lineRule="auto"/>
+        <w:jc w:val="both"/>
       </w:pPr>
       <w:r>
         <w:t xml:space="preserve">Chen H, Petukhov A, Wang J, Xing H. The dark side of circuit breakers. Journal of Finance. 2024;79(2): 1405–1455. doi: 10.1111/jofi.13310</w:t>
@@ -15585,6 +15681,7 @@
           <w:numId w:val="1002"/>
         </w:numPr>
         <w:spacing w:line="480" w:lineRule="auto"/>
+        <w:jc w:val="both"/>
       </w:pPr>
       <w:r>
         <w:t xml:space="preserve">Kim KA, Rhee SG. Price limit performance: Evidence from the Tokyo Stock Exchange. Journal of Finance. 1997;52(2): 885–901. doi: 10.1111/j.1540-6261.1997.tb04827.x</w:t>
@@ -15597,6 +15694,7 @@
           <w:numId w:val="1002"/>
         </w:numPr>
         <w:spacing w:line="480" w:lineRule="auto"/>
+        <w:jc w:val="both"/>
       </w:pPr>
       <w:r>
         <w:t xml:space="preserve">Bildik R, Gülay G. Are price limits effective? Evidence from the Istanbul Stock Exchange. Journal of Financial Research. 2006;29(3): 383–403. doi: 10.1111/j.1475-6803.2006.00185.x</w:t>
@@ -15609,6 +15707,7 @@
           <w:numId w:val="1002"/>
         </w:numPr>
         <w:spacing w:line="480" w:lineRule="auto"/>
+        <w:jc w:val="both"/>
       </w:pPr>
       <w:r>
         <w:t xml:space="preserve">Chen YM. Price limits and stock market volatility in Taiwan. Pacific-Basin Finance Journal. 1993;1(2): 139–153. doi: 10.1016/0927-538X(93)90005-3</w:t>
@@ -15621,6 +15720,7 @@
           <w:numId w:val="1002"/>
         </w:numPr>
         <w:spacing w:line="480" w:lineRule="auto"/>
+        <w:jc w:val="both"/>
       </w:pPr>
       <w:r>
         <w:t xml:space="preserve">Berkman H, Lee JBT. The effectiveness of price limits in an emerging market: Evidence from the Korean Stock Exchange. Pacific-Basin Finance Journal. 2002;10(5): 517–530. doi: 10.1016/S0927-538X(02)00040-9</w:t>
@@ -15633,6 +15733,7 @@
           <w:numId w:val="1002"/>
         </w:numPr>
         <w:spacing w:line="480" w:lineRule="auto"/>
+        <w:jc w:val="both"/>
       </w:pPr>
       <w:r>
         <w:t xml:space="preserve">Cho DD, Russell J, Tiao GC, Tsay RS. The magnet effect of price limits: Evidence from high-frequency data on Taiwan Stock Exchange. Journal of Empirical Finance. 2003;10(1–2): 133–168. doi: 10.1016/S0927-5398(02)00024-5</w:t>
@@ -15645,6 +15746,7 @@
           <w:numId w:val="1002"/>
         </w:numPr>
         <w:spacing w:line="480" w:lineRule="auto"/>
+        <w:jc w:val="both"/>
       </w:pPr>
       <w:r>
         <w:t xml:space="preserve">Kim KA, Limpaphayom P. Characteristics of stocks that frequently hit price limits: Empirical evidence from Taiwan and Thailand. Journal of Financial Markets. 2000;3(3): 315–332.</w:t>
@@ -15657,6 +15759,7 @@
           <w:numId w:val="1002"/>
         </w:numPr>
         <w:spacing w:line="480" w:lineRule="auto"/>
+        <w:jc w:val="both"/>
       </w:pPr>
       <w:r>
         <w:t xml:space="preserve">Deb SS, Kalev PS, Marisetty VB. Flexible price limits: The case of Tokyo Stock Exchange. Journal of International Financial Markets, Institutions and Money. 2013;24: 66–84.</w:t>
@@ -15669,6 +15772,7 @@
           <w:numId w:val="1002"/>
         </w:numPr>
         <w:spacing w:line="480" w:lineRule="auto"/>
+        <w:jc w:val="both"/>
       </w:pPr>
       <w:r>
         <w:t xml:space="preserve">Zhang X, Wang Z, Hao J, He F. Price limit and stock market quality: Evidence from a quasi-natural experiment in the Chinese stock market. Pacific-Basin Finance Journal. 2022;74: 101778.</w:t>
@@ -15681,6 +15785,7 @@
           <w:numId w:val="1002"/>
         </w:numPr>
         <w:spacing w:line="480" w:lineRule="auto"/>
+        <w:jc w:val="both"/>
       </w:pPr>
       <w:r>
         <w:t xml:space="preserve">Kim W, Jun S. Effects of a price limit change on market stability at the intraday horizon in the Korean stock market. Applied Economics Letters. 2019;26(7): 582–586.</w:t>
@@ -15693,6 +15798,7 @@
           <w:numId w:val="1002"/>
         </w:numPr>
         <w:spacing w:line="480" w:lineRule="auto"/>
+        <w:jc w:val="both"/>
       </w:pPr>
       <w:r>
         <w:t xml:space="preserve">Lin F, Qiu Z, Zheng W. Cranes among chickens: The general-attention-grabbing effect of daily price limits in China’s stock market. Journal of Banking &amp; Finance. 2023;150: 106818. doi: 10.1016/j.jbankfin.2023.106818</w:t>
@@ -15705,6 +15811,7 @@
           <w:numId w:val="1002"/>
         </w:numPr>
         <w:spacing w:line="480" w:lineRule="auto"/>
+        <w:jc w:val="both"/>
       </w:pPr>
       <w:r>
         <w:t xml:space="preserve">Zeng Z, Wang G, Tang G. Price limits hitting effect and cross-sectional stock returns: Evidence from China. Finance Research Letters. 2024;60: 104803. doi: 10.1016/j.frl.2023.104803</w:t>
@@ -15717,6 +15824,7 @@
           <w:numId w:val="1002"/>
         </w:numPr>
         <w:spacing w:line="480" w:lineRule="auto"/>
+        <w:jc w:val="both"/>
       </w:pPr>
       <w:r>
         <w:t xml:space="preserve">Liang H, Hu Y. Stock price limit and its predictability in the Chinese stock market. Journal of Forecasting. 2025;44: 297–319. doi: 10.1002/for.3197</w:t>
@@ -15729,6 +15837,7 @@
           <w:numId w:val="1002"/>
         </w:numPr>
         <w:spacing w:line="480" w:lineRule="auto"/>
+        <w:jc w:val="both"/>
       </w:pPr>
       <w:r>
         <w:t xml:space="preserve">Kelly MA, Clark SP. Returns in trading versus non-trading hours: The difference is day and night. Journal of Asset Management. 2011;12: 132–145. doi: 10.1057/jam.2011.2</w:t>
@@ -15741,6 +15850,7 @@
           <w:numId w:val="1002"/>
         </w:numPr>
         <w:spacing w:line="480" w:lineRule="auto"/>
+        <w:jc w:val="both"/>
       </w:pPr>
       <w:r>
         <w:t xml:space="preserve">Berkman H, Koch PD, Tuttle L, Zhang YJ. Paying attention: Overnight returns and the hidden cost of buying at the open. Journal of Financial and Quantitative Analysis. 2012;47(4): 715–741. doi: 10.1017/S0022109012000270</w:t>
@@ -15753,6 +15863,7 @@
           <w:numId w:val="1002"/>
         </w:numPr>
         <w:spacing w:line="480" w:lineRule="auto"/>
+        <w:jc w:val="both"/>
       </w:pPr>
       <w:r>
         <w:t xml:space="preserve">Aboody D, Even-Tov O, Lehavy R, Trueman B. Overnight returns and firm-specific investor sentiment. Journal of Financial and Quantitative Analysis. 2018;53(2): 485–505.</w:t>
@@ -15765,6 +15876,7 @@
           <w:numId w:val="1002"/>
         </w:numPr>
         <w:spacing w:line="480" w:lineRule="auto"/>
+        <w:jc w:val="both"/>
       </w:pPr>
       <w:r>
         <w:t xml:space="preserve">Lou D, Polk C, Skouras S. A tug of war: Overnight versus intraday expected returns. Journal of Financial Economics. 2019;134(1): 192–213. doi: 10.1016/j.jfineco.2019.03.011</w:t>
@@ -15777,6 +15889,7 @@
           <w:numId w:val="1002"/>
         </w:numPr>
         <w:spacing w:line="480" w:lineRule="auto"/>
+        <w:jc w:val="both"/>
       </w:pPr>
       <w:r>
         <w:t xml:space="preserve">Akbas F, Boehmer E, Jiang C, Koch PD. Overnight returns, daytime reversals, and future stock returns. Journal of Financial Economics. 2022;145(3): 850–875. doi: 10.1016/j.jfineco.2021.09.019</w:t>
@@ -15789,6 +15902,7 @@
           <w:numId w:val="1002"/>
         </w:numPr>
         <w:spacing w:line="480" w:lineRule="auto"/>
+        <w:jc w:val="both"/>
       </w:pPr>
       <w:r>
         <w:t xml:space="preserve">Bogousslavsky V. The cross-section of intraday and overnight returns. Journal of Financial Economics. 2021;141(1): 172–194.</w:t>
@@ -15801,6 +15915,7 @@
           <w:numId w:val="1002"/>
         </w:numPr>
         <w:spacing w:line="480" w:lineRule="auto"/>
+        <w:jc w:val="both"/>
       </w:pPr>
       <w:r>
         <w:t xml:space="preserve">Lu Z, Malliaris SG, Qin Z. Heterogeneous liquidity providers and night-minus-day return predictability. Journal of Financial Economics. 2023;148(3): 175–200.</w:t>
@@ -15813,6 +15928,7 @@
           <w:numId w:val="1002"/>
         </w:numPr>
         <w:spacing w:line="480" w:lineRule="auto"/>
+        <w:jc w:val="both"/>
       </w:pPr>
       <w:r>
         <w:t xml:space="preserve">Qiao K, Dam L. The overnight return puzzle and the</w:t>
@@ -15843,6 +15959,7 @@
           <w:numId w:val="1002"/>
         </w:numPr>
         <w:spacing w:line="480" w:lineRule="auto"/>
+        <w:jc w:val="both"/>
       </w:pPr>
       <w:r>
         <w:t xml:space="preserve">Gu M, Hu Y, Xiong Z. Dissecting the lottery-like anomaly: Evidence from China. Accounting &amp; Finance. 2025;65(1): 883–911. doi: 10.1111/acfi.13354</w:t>
@@ -15855,6 +15972,7 @@
           <w:numId w:val="1002"/>
         </w:numPr>
         <w:spacing w:line="480" w:lineRule="auto"/>
+        <w:jc w:val="both"/>
       </w:pPr>
       <w:r>
         <w:t xml:space="preserve">Qiu J, Huang W, Jiang Y. Day-night anomaly returns in China: The role of institutions. Research in International Business and Finance. 2025;75: 102776.</w:t>
@@ -15867,6 +15985,7 @@
           <w:numId w:val="1002"/>
         </w:numPr>
         <w:spacing w:line="480" w:lineRule="auto"/>
+        <w:jc w:val="both"/>
       </w:pPr>
       <w:r>
         <w:t xml:space="preserve">Jones CM, Shi D, Zhang X, Zhang X. Retail trading and return predictability in China. Journal of Financial and Quantitative Analysis. 2025;60(1): 68–104.</w:t>
@@ -15879,6 +15998,7 @@
           <w:numId w:val="1002"/>
         </w:numPr>
         <w:spacing w:line="480" w:lineRule="auto"/>
+        <w:jc w:val="both"/>
       </w:pPr>
       <w:r>
         <w:t xml:space="preserve">Harvey CR, Liu Y. False (and missed) discoveries in financial economics. Journal of Finance. 2020;75(5): 2503–2553. doi: 10.1111/jofi.12951</w:t>
@@ -15891,6 +16011,7 @@
           <w:numId w:val="1002"/>
         </w:numPr>
         <w:spacing w:line="480" w:lineRule="auto"/>
+        <w:jc w:val="both"/>
       </w:pPr>
       <w:r>
         <w:t xml:space="preserve">Chordia T, Goyal A, Saretto A. Anomalies and false rejections. Review of Financial Studies. 2020;33(5): 2134–2179.</w:t>
@@ -15903,6 +16024,7 @@
           <w:numId w:val="1002"/>
         </w:numPr>
         <w:spacing w:line="480" w:lineRule="auto"/>
+        <w:jc w:val="both"/>
       </w:pPr>
       <w:r>
         <w:t xml:space="preserve">Hou K, Xue C, Zhang L. Replicating anomalies. Review of Financial Studies. 2020;33(5): 2019–2133.</w:t>
@@ -15915,6 +16037,7 @@
           <w:numId w:val="1002"/>
         </w:numPr>
         <w:spacing w:line="480" w:lineRule="auto"/>
+        <w:jc w:val="both"/>
       </w:pPr>
       <w:r>
         <w:t xml:space="preserve">Petersen MA. Estimating standard errors in finance panel data sets: Comparing approaches. Review of Financial Studies. 2009;22(1): 435–480.</w:t>
@@ -15927,6 +16050,7 @@
           <w:numId w:val="1002"/>
         </w:numPr>
         <w:spacing w:line="480" w:lineRule="auto"/>
+        <w:jc w:val="both"/>
       </w:pPr>
       <w:r>
         <w:t xml:space="preserve">Gutierrez RC Jr, Kelley EK. The long-lasting momentum in weekly returns. Journal of Finance. 2008;63(1): 415–447. doi: 10.1111/j.1540-6261.2008.01320.x</w:t>
@@ -15939,6 +16063,7 @@
           <w:numId w:val="1002"/>
         </w:numPr>
         <w:spacing w:line="480" w:lineRule="auto"/>
+        <w:jc w:val="both"/>
       </w:pPr>
       <w:r>
         <w:t xml:space="preserve">Huang X, Liu C, Shu T. Factors and anomalies in the Vietnamese stock market. Pacific-Basin Finance Journal. 2023;82: 102176.</w:t>
@@ -15951,6 +16076,7 @@
           <w:numId w:val="1002"/>
         </w:numPr>
         <w:spacing w:line="480" w:lineRule="auto"/>
+        <w:jc w:val="both"/>
       </w:pPr>
       <w:r>
         <w:t xml:space="preserve">Ho Chi Minh City Securities Corporation. Important changes of new trading system [Internet]. Ho Chi Minh City: Ho Chi Minh City Securities Corporation; 2025 [cited 2026 Oct 5]. Available from:</w:t>
@@ -15974,6 +16100,7 @@
           <w:numId w:val="1002"/>
         </w:numPr>
         <w:spacing w:line="480" w:lineRule="auto"/>
+        <w:jc w:val="both"/>
       </w:pPr>
       <w:r>
         <w:t xml:space="preserve">Viet Nam News. KRX system officially goes live. Viet Nam News. 2025 [cited 2026 Oct 5]. Available from:</w:t>
@@ -15997,6 +16124,7 @@
           <w:numId w:val="1002"/>
         </w:numPr>
         <w:spacing w:line="480" w:lineRule="auto"/>
+        <w:jc w:val="both"/>
       </w:pPr>
       <w:r>
         <w:t xml:space="preserve">Cameron AC, Gelbach JB, Miller DL. Robust inference with multiway clustering. Journal of Business &amp; Economic Statistics. 2011;29(2): 238–249. doi: 10.1198/jbes.2010.07136</w:t>
@@ -16009,6 +16137,7 @@
           <w:numId w:val="1002"/>
         </w:numPr>
         <w:spacing w:line="480" w:lineRule="auto"/>
+        <w:jc w:val="both"/>
       </w:pPr>
       <w:r>
         <w:t xml:space="preserve">Fama EF, MacBeth JD. Risk, return, and equilibrium: Empirical tests. Journal of Political Economy. 1973;81(3): 607–636. doi: 10.1086/260061</w:t>
@@ -16021,6 +16150,7 @@
           <w:numId w:val="1002"/>
         </w:numPr>
         <w:spacing w:line="480" w:lineRule="auto"/>
+        <w:jc w:val="both"/>
       </w:pPr>
       <w:r>
         <w:t xml:space="preserve">Newey WK, West KD. A simple, positive semi-definite, heteroskedasticity and autocorrelation consistent covariance matrix. Econometrica. 1987;55(3): 703–708. doi: 10.2307/1913610</w:t>
@@ -16033,6 +16163,7 @@
           <w:numId w:val="1002"/>
         </w:numPr>
         <w:spacing w:line="480" w:lineRule="auto"/>
+        <w:jc w:val="both"/>
       </w:pPr>
       <w:r>
         <w:t xml:space="preserve">Holm S. A simple sequentially rejective multiple test procedure. Scandinavian Journal of Statistics. 1979;6(2): 65–70.</w:t>
@@ -16054,6 +16185,7 @@
       <w:pPr>
         <w:pStyle w:val="FirstParagraph"/>
         <w:spacing w:line="480" w:lineRule="auto"/>
+        <w:jc w:val="both"/>
       </w:pPr>
       <w:r>
         <w:rPr>
@@ -16073,6 +16205,7 @@
       <w:pPr>
         <w:pStyle w:val="BodyText"/>
         <w:spacing w:line="480" w:lineRule="auto"/>
+        <w:jc w:val="both"/>
       </w:pPr>
       <w:r>
         <w:rPr>
